--- a/02 Habrit Khadasha/42 Lukas/Lukas 12.docx
+++ b/02 Habrit Khadasha/42 Lukas/Lukas 12.docx
@@ -1420,7 +1420,7 @@
           <w:szCs w:val="24"/>
           <w:rtl w:val="0"/>
         </w:rPr>
-        <w:t xml:space="preserve">And the HaAdon said, “Who then is the faithful and wise manager, whom HaAdon will put in charge of his servants, to give them their food portion at the proper time?</w:t>
+        <w:t xml:space="preserve">And YIHOVEH said, “Who then is the faithful and wise manager, whom HaAdon will put in charge of his servants, to give them their food portion at the proper time?</w:t>
       </w:r>
     </w:p>
     <w:p>
@@ -2094,15 +2094,29 @@
 <w:ftr xmlns:mc="http://schemas.openxmlformats.org/markup-compatibility/2006" xmlns:o="urn:schemas-microsoft-com:office:office" xmlns:r="http://schemas.openxmlformats.org/officeDocument/2006/relationships" xmlns:m="http://schemas.openxmlformats.org/officeDocument/2006/math" xmlns:v="urn:schemas-microsoft-com:vml" xmlns:wp="http://schemas.openxmlformats.org/drawingml/2006/wordprocessingDrawing" xmlns:w10="urn:schemas-microsoft-com:office:word" xmlns:w="http://schemas.openxmlformats.org/wordprocessingml/2006/main" xmlns:wne="http://schemas.microsoft.com/office/word/2006/wordml" xmlns:sl="http://schemas.openxmlformats.org/schemaLibrary/2006/main" xmlns:a="http://schemas.openxmlformats.org/drawingml/2006/main" xmlns:pic="http://schemas.openxmlformats.org/drawingml/2006/picture" xmlns:c="http://schemas.openxmlformats.org/drawingml/2006/chart" xmlns:lc="http://schemas.openxmlformats.org/drawingml/2006/lockedCanvas" xmlns:dgm="http://schemas.openxmlformats.org/drawingml/2006/diagram" xmlns:wps="http://schemas.microsoft.com/office/word/2010/wordprocessingShape" xmlns:wpg="http://schemas.microsoft.com/office/word/2010/wordprocessingGroup" xmlns:w14="http://schemas.microsoft.com/office/word/2010/wordml" xmlns:w15="http://schemas.microsoft.com/office/word/2012/wordml" xmlns:w16="http://schemas.microsoft.com/office/word/2018/wordml" xmlns:w16cex="http://schemas.microsoft.com/office/word/2018/wordml/cex" xmlns:w16cid="http://schemas.microsoft.com/office/word/2016/wordml/cid" xmlns="http://schemas.microsoft.com/office/tasks/2019/documenttasks" xmlns:cr="http://schemas.microsoft.com/office/comments/2020/reactions">
   <w:p>
     <w:pPr>
+      <w:bidi w:val="1"/>
       <w:ind w:left="720" w:firstLine="0"/>
       <w:jc w:val="center"/>
       <w:rPr>
-        <w:sz w:val="18"/>
-        <w:szCs w:val="18"/>
+        <w:sz w:val="20"/>
+        <w:szCs w:val="20"/>
       </w:rPr>
     </w:pPr>
     <w:r>
       <w:rPr>
+        <w:rtl w:val="0"/>
+      </w:rPr>
+    </w:r>
+    <w:r>
+      <w:rPr>
+        <w:sz w:val="20"/>
+        <w:szCs w:val="20"/>
+        <w:rtl w:val="1"/>
+      </w:rPr>
+      <w:t xml:space="preserve">     </w:t>
+    </w:r>
+    <w:r>
+      <w:rPr>
         <w:sz w:val="20"/>
         <w:szCs w:val="20"/>
         <w:rtl w:val="1"/>
@@ -2337,15 +2351,10 @@
       <w:rPr>
         <w:sz w:val="20"/>
         <w:szCs w:val="20"/>
-        <w:rtl w:val="0"/>
+        <w:rtl w:val="1"/>
       </w:rPr>
       <w:t xml:space="preserve">         </w:t>
       <w:tab/>
-    </w:r>
-    <w:r>
-      <w:rPr>
-        <w:rtl w:val="0"/>
-      </w:rPr>
     </w:r>
   </w:p>
 </w:ftr>
